--- a/production/rubrics/06-ch6-engineering-rubric.docx
+++ b/production/rubrics/06-ch6-engineering-rubric.docx
@@ -27,7 +27,7 @@
           <w:b w:val="0"/>
           <w:i w:val="0"/>
           <w:color w:val="555555"/>
-          <w:sz w:val="22"/>
+          <w:sz w:val="24"/>
         </w:rPr>
         <w:t>Chapter 6 · Grade 4 · 15 points (aligned to AP 13.4)</w:t>
       </w:r>
@@ -94,7 +94,7 @@
                 <w:b/>
                 <w:i w:val="0"/>
                 <w:color w:val="FFFFFF"/>
-                <w:sz w:val="22"/>
+                <w:sz w:val="24"/>
               </w:rPr>
               <w:t>What to look for</w:t>
             </w:r>
@@ -119,7 +119,7 @@
                 <w:b/>
                 <w:i w:val="0"/>
                 <w:color w:val="FFFFFF"/>
-                <w:sz w:val="22"/>
+                <w:sz w:val="24"/>
               </w:rPr>
               <w:t>Full credit</w:t>
             </w:r>
@@ -144,7 +144,7 @@
                 <w:b/>
                 <w:i w:val="0"/>
                 <w:color w:val="FFFFFF"/>
-                <w:sz w:val="22"/>
+                <w:sz w:val="24"/>
               </w:rPr>
               <w:t>Partial credit</w:t>
             </w:r>
@@ -164,7 +164,7 @@
                 <w:b w:val="0"/>
                 <w:i w:val="0"/>
                 <w:color w:val="1A1A1A"/>
-                <w:sz w:val="20"/>
+                <w:sz w:val="24"/>
               </w:rPr>
               <w:t>Blueprint</w:t>
             </w:r>
@@ -182,7 +182,7 @@
                 <w:b w:val="0"/>
                 <w:i w:val="0"/>
                 <w:color w:val="1A1A1A"/>
-                <w:sz w:val="20"/>
+                <w:sz w:val="24"/>
               </w:rPr>
               <w:t>clear, labeled (trigger, output, energy change)</w:t>
             </w:r>
@@ -200,7 +200,7 @@
                 <w:b w:val="0"/>
                 <w:i w:val="0"/>
                 <w:color w:val="1A1A1A"/>
-                <w:sz w:val="20"/>
+                <w:sz w:val="24"/>
               </w:rPr>
               <w:t>some labels missing</w:t>
             </w:r>
@@ -220,7 +220,7 @@
                 <w:b w:val="0"/>
                 <w:i w:val="0"/>
                 <w:color w:val="1A1A1A"/>
-                <w:sz w:val="20"/>
+                <w:sz w:val="24"/>
               </w:rPr>
               <w:t>Criteria</w:t>
             </w:r>
@@ -238,7 +238,7 @@
                 <w:b w:val="0"/>
                 <w:i w:val="0"/>
                 <w:color w:val="1A1A1A"/>
-                <w:sz w:val="20"/>
+                <w:sz w:val="24"/>
               </w:rPr>
               <w:t>all criteria listed and addressed</w:t>
             </w:r>
@@ -256,7 +256,7 @@
                 <w:b w:val="0"/>
                 <w:i w:val="0"/>
                 <w:color w:val="1A1A1A"/>
-                <w:sz w:val="20"/>
+                <w:sz w:val="24"/>
               </w:rPr>
               <w:t>some criteria missing</w:t>
             </w:r>
@@ -276,7 +276,7 @@
                 <w:b w:val="0"/>
                 <w:i w:val="0"/>
                 <w:color w:val="1A1A1A"/>
-                <w:sz w:val="20"/>
+                <w:sz w:val="24"/>
               </w:rPr>
               <w:t>Constraints</w:t>
             </w:r>
@@ -294,7 +294,7 @@
                 <w:b w:val="0"/>
                 <w:i w:val="0"/>
                 <w:color w:val="1A1A1A"/>
-                <w:sz w:val="20"/>
+                <w:sz w:val="24"/>
               </w:rPr>
               <w:t>all constraints listed and respected</w:t>
             </w:r>
@@ -312,7 +312,7 @@
                 <w:b w:val="0"/>
                 <w:i w:val="0"/>
                 <w:color w:val="1A1A1A"/>
-                <w:sz w:val="20"/>
+                <w:sz w:val="24"/>
               </w:rPr>
               <w:t>constraints partly respected</w:t>
             </w:r>
@@ -332,7 +332,7 @@
                 <w:b w:val="0"/>
                 <w:i w:val="0"/>
                 <w:color w:val="1A1A1A"/>
-                <w:sz w:val="20"/>
+                <w:sz w:val="24"/>
               </w:rPr>
               <w:t>Materials</w:t>
             </w:r>
@@ -350,7 +350,7 @@
                 <w:b w:val="0"/>
                 <w:i w:val="0"/>
                 <w:color w:val="1A1A1A"/>
-                <w:sz w:val="20"/>
+                <w:sz w:val="24"/>
               </w:rPr>
               <w:t>materials listed and used as planned</w:t>
             </w:r>
@@ -368,7 +368,7 @@
                 <w:b w:val="0"/>
                 <w:i w:val="0"/>
                 <w:color w:val="1A1A1A"/>
-                <w:sz w:val="20"/>
+                <w:sz w:val="24"/>
               </w:rPr>
               <w:t>materials listed but not matched to design</w:t>
             </w:r>
@@ -388,7 +388,7 @@
                 <w:b w:val="0"/>
                 <w:i w:val="0"/>
                 <w:color w:val="1A1A1A"/>
-                <w:sz w:val="20"/>
+                <w:sz w:val="24"/>
               </w:rPr>
               <w:t>Problem</w:t>
             </w:r>
@@ -406,7 +406,7 @@
                 <w:b w:val="0"/>
                 <w:i w:val="0"/>
                 <w:color w:val="1A1A1A"/>
-                <w:sz w:val="20"/>
+                <w:sz w:val="24"/>
               </w:rPr>
               <w:t>problem restated clearly</w:t>
             </w:r>
@@ -424,7 +424,7 @@
                 <w:b w:val="0"/>
                 <w:i w:val="0"/>
                 <w:color w:val="1A1A1A"/>
-                <w:sz w:val="20"/>
+                <w:sz w:val="24"/>
               </w:rPr>
               <w:t>problem unclear</w:t>
             </w:r>
@@ -479,7 +479,7 @@
                 <w:b/>
                 <w:i w:val="0"/>
                 <w:color w:val="FFFFFF"/>
-                <w:sz w:val="22"/>
+                <w:sz w:val="24"/>
               </w:rPr>
               <w:t>What to look for</w:t>
             </w:r>
@@ -504,7 +504,7 @@
                 <w:b/>
                 <w:i w:val="0"/>
                 <w:color w:val="FFFFFF"/>
-                <w:sz w:val="22"/>
+                <w:sz w:val="24"/>
               </w:rPr>
               <w:t>Full credit</w:t>
             </w:r>
@@ -529,7 +529,7 @@
                 <w:b/>
                 <w:i w:val="0"/>
                 <w:color w:val="FFFFFF"/>
-                <w:sz w:val="22"/>
+                <w:sz w:val="24"/>
               </w:rPr>
               <w:t>Partial credit</w:t>
             </w:r>
@@ -549,7 +549,7 @@
                 <w:b w:val="0"/>
                 <w:i w:val="0"/>
                 <w:color w:val="1A1A1A"/>
-                <w:sz w:val="20"/>
+                <w:sz w:val="24"/>
               </w:rPr>
               <w:t>Input/output</w:t>
             </w:r>
@@ -567,7 +567,7 @@
                 <w:b w:val="0"/>
                 <w:i w:val="0"/>
                 <w:color w:val="1A1A1A"/>
-                <w:sz w:val="20"/>
+                <w:sz w:val="24"/>
               </w:rPr>
               <w:t>correct initial AND final forms of energy</w:t>
             </w:r>
@@ -585,7 +585,7 @@
                 <w:b w:val="0"/>
                 <w:i w:val="0"/>
                 <w:color w:val="1A1A1A"/>
-                <w:sz w:val="20"/>
+                <w:sz w:val="24"/>
               </w:rPr>
               <w:t>one form incorrect</w:t>
             </w:r>
@@ -605,7 +605,7 @@
                 <w:b w:val="0"/>
                 <w:i w:val="0"/>
                 <w:color w:val="1A1A1A"/>
-                <w:sz w:val="20"/>
+                <w:sz w:val="24"/>
               </w:rPr>
               <w:t>Transformation</w:t>
             </w:r>
@@ -623,7 +623,7 @@
                 <w:b w:val="0"/>
                 <w:i w:val="0"/>
                 <w:color w:val="1A1A1A"/>
-                <w:sz w:val="20"/>
+                <w:sz w:val="24"/>
               </w:rPr>
               <w:t>correctly identifies the energy transformation</w:t>
             </w:r>
@@ -641,7 +641,7 @@
                 <w:b w:val="0"/>
                 <w:i w:val="0"/>
                 <w:color w:val="1A1A1A"/>
-                <w:sz w:val="20"/>
+                <w:sz w:val="24"/>
               </w:rPr>
               <w:t>transformation missing</w:t>
             </w:r>
@@ -661,7 +661,7 @@
                 <w:b w:val="0"/>
                 <w:i w:val="0"/>
                 <w:color w:val="1A1A1A"/>
-                <w:sz w:val="20"/>
+                <w:sz w:val="24"/>
               </w:rPr>
               <w:t>Observable change</w:t>
             </w:r>
@@ -679,7 +679,7 @@
                 <w:b w:val="0"/>
                 <w:i w:val="0"/>
                 <w:color w:val="1A1A1A"/>
-                <w:sz w:val="20"/>
+                <w:sz w:val="24"/>
               </w:rPr>
               <w:t>explains the observable output/change</w:t>
             </w:r>
@@ -697,7 +697,7 @@
                 <w:b w:val="0"/>
                 <w:i w:val="0"/>
                 <w:color w:val="1A1A1A"/>
-                <w:sz w:val="20"/>
+                <w:sz w:val="24"/>
               </w:rPr>
               <w:t>output unclear</w:t>
             </w:r>
@@ -752,7 +752,7 @@
                 <w:b/>
                 <w:i w:val="0"/>
                 <w:color w:val="FFFFFF"/>
-                <w:sz w:val="22"/>
+                <w:sz w:val="24"/>
               </w:rPr>
               <w:t>What to look for</w:t>
             </w:r>
@@ -777,7 +777,7 @@
                 <w:b/>
                 <w:i w:val="0"/>
                 <w:color w:val="FFFFFF"/>
-                <w:sz w:val="22"/>
+                <w:sz w:val="24"/>
               </w:rPr>
               <w:t>Full credit</w:t>
             </w:r>
@@ -802,7 +802,7 @@
                 <w:b/>
                 <w:i w:val="0"/>
                 <w:color w:val="FFFFFF"/>
-                <w:sz w:val="22"/>
+                <w:sz w:val="24"/>
               </w:rPr>
               <w:t>Partial credit</w:t>
             </w:r>
@@ -822,7 +822,7 @@
                 <w:b w:val="0"/>
                 <w:i w:val="0"/>
                 <w:color w:val="1A1A1A"/>
-                <w:sz w:val="20"/>
+                <w:sz w:val="24"/>
               </w:rPr>
               <w:t>Test 1</w:t>
             </w:r>
@@ -840,7 +840,7 @@
                 <w:b w:val="0"/>
                 <w:i w:val="0"/>
                 <w:color w:val="1A1A1A"/>
-                <w:sz w:val="20"/>
+                <w:sz w:val="24"/>
               </w:rPr>
               <w:t>records Test 1 results (3 trials)</w:t>
             </w:r>
@@ -858,7 +858,7 @@
                 <w:b w:val="0"/>
                 <w:i w:val="0"/>
                 <w:color w:val="1A1A1A"/>
-                <w:sz w:val="20"/>
+                <w:sz w:val="24"/>
               </w:rPr>
               <w:t>Test 1 partly recorded</w:t>
             </w:r>
@@ -878,7 +878,7 @@
                 <w:b w:val="0"/>
                 <w:i w:val="0"/>
                 <w:color w:val="1A1A1A"/>
-                <w:sz w:val="20"/>
+                <w:sz w:val="24"/>
               </w:rPr>
               <w:t>Evidence-based change</w:t>
             </w:r>
@@ -896,7 +896,7 @@
                 <w:b w:val="0"/>
                 <w:i w:val="0"/>
                 <w:color w:val="1A1A1A"/>
-                <w:sz w:val="20"/>
+                <w:sz w:val="24"/>
               </w:rPr>
               <w:t>changes ONE thing with a reason</w:t>
             </w:r>
@@ -914,7 +914,7 @@
                 <w:b w:val="0"/>
                 <w:i w:val="0"/>
                 <w:color w:val="1A1A1A"/>
-                <w:sz w:val="20"/>
+                <w:sz w:val="24"/>
               </w:rPr>
               <w:t>change without a reason</w:t>
             </w:r>
@@ -934,7 +934,7 @@
                 <w:b w:val="0"/>
                 <w:i w:val="0"/>
                 <w:color w:val="1A1A1A"/>
-                <w:sz w:val="20"/>
+                <w:sz w:val="24"/>
               </w:rPr>
               <w:t>Test 2</w:t>
             </w:r>
@@ -952,7 +952,7 @@
                 <w:b w:val="0"/>
                 <w:i w:val="0"/>
                 <w:color w:val="1A1A1A"/>
-                <w:sz w:val="20"/>
+                <w:sz w:val="24"/>
               </w:rPr>
               <w:t>records Test 2 and compares to Test 1</w:t>
             </w:r>
@@ -970,7 +970,7 @@
                 <w:b w:val="0"/>
                 <w:i w:val="0"/>
                 <w:color w:val="1A1A1A"/>
-                <w:sz w:val="20"/>
+                <w:sz w:val="24"/>
               </w:rPr>
               <w:t>Test 2 incomplete</w:t>
             </w:r>
@@ -1025,7 +1025,7 @@
                 <w:b/>
                 <w:i w:val="0"/>
                 <w:color w:val="FFFFFF"/>
-                <w:sz w:val="22"/>
+                <w:sz w:val="24"/>
               </w:rPr>
               <w:t>What to look for</w:t>
             </w:r>
@@ -1050,7 +1050,7 @@
                 <w:b/>
                 <w:i w:val="0"/>
                 <w:color w:val="FFFFFF"/>
-                <w:sz w:val="22"/>
+                <w:sz w:val="24"/>
               </w:rPr>
               <w:t>Full credit</w:t>
             </w:r>
@@ -1075,7 +1075,7 @@
                 <w:b/>
                 <w:i w:val="0"/>
                 <w:color w:val="FFFFFF"/>
-                <w:sz w:val="22"/>
+                <w:sz w:val="24"/>
               </w:rPr>
               <w:t>Partial credit</w:t>
             </w:r>
@@ -1095,7 +1095,7 @@
                 <w:b w:val="0"/>
                 <w:i w:val="0"/>
                 <w:color w:val="1A1A1A"/>
-                <w:sz w:val="20"/>
+                <w:sz w:val="24"/>
               </w:rPr>
               <w:t>Claim/conclusion</w:t>
             </w:r>
@@ -1113,7 +1113,7 @@
                 <w:b w:val="0"/>
                 <w:i w:val="0"/>
                 <w:color w:val="1A1A1A"/>
-                <w:sz w:val="20"/>
+                <w:sz w:val="24"/>
               </w:rPr>
               <w:t>clear claim about the device</w:t>
             </w:r>
@@ -1131,7 +1131,7 @@
                 <w:b w:val="0"/>
                 <w:i w:val="0"/>
                 <w:color w:val="1A1A1A"/>
-                <w:sz w:val="20"/>
+                <w:sz w:val="24"/>
               </w:rPr>
               <w:t>claim unclear</w:t>
             </w:r>
@@ -1151,7 +1151,7 @@
                 <w:b w:val="0"/>
                 <w:i w:val="0"/>
                 <w:color w:val="1A1A1A"/>
-                <w:sz w:val="20"/>
+                <w:sz w:val="24"/>
               </w:rPr>
               <w:t>Evidence</w:t>
             </w:r>
@@ -1169,7 +1169,7 @@
                 <w:b w:val="0"/>
                 <w:i w:val="0"/>
                 <w:color w:val="1A1A1A"/>
-                <w:sz w:val="20"/>
+                <w:sz w:val="24"/>
               </w:rPr>
               <w:t>uses observed evidence (not “proves”)</w:t>
             </w:r>
@@ -1187,7 +1187,7 @@
                 <w:b w:val="0"/>
                 <w:i w:val="0"/>
                 <w:color w:val="1A1A1A"/>
-                <w:sz w:val="20"/>
+                <w:sz w:val="24"/>
               </w:rPr>
               <w:t>little or no evidence</w:t>
             </w:r>
@@ -1207,7 +1207,7 @@
                 <w:b w:val="0"/>
                 <w:i w:val="0"/>
                 <w:color w:val="1A1A1A"/>
-                <w:sz w:val="20"/>
+                <w:sz w:val="24"/>
               </w:rPr>
               <w:t>Reasoning</w:t>
             </w:r>
@@ -1225,7 +1225,7 @@
                 <w:b w:val="0"/>
                 <w:i w:val="0"/>
                 <w:color w:val="1A1A1A"/>
-                <w:sz w:val="20"/>
+                <w:sz w:val="24"/>
               </w:rPr>
               <w:t>links evidence to the claim</w:t>
             </w:r>
@@ -1243,7 +1243,7 @@
                 <w:b w:val="0"/>
                 <w:i w:val="0"/>
                 <w:color w:val="1A1A1A"/>
-                <w:sz w:val="20"/>
+                <w:sz w:val="24"/>
               </w:rPr>
               <w:t>reasoning weak</w:t>
             </w:r>
@@ -1263,7 +1263,7 @@
                 <w:b w:val="0"/>
                 <w:i w:val="0"/>
                 <w:color w:val="1A1A1A"/>
-                <w:sz w:val="20"/>
+                <w:sz w:val="24"/>
               </w:rPr>
               <w:t>Engineering vocabulary</w:t>
             </w:r>
@@ -1281,7 +1281,7 @@
                 <w:b w:val="0"/>
                 <w:i w:val="0"/>
                 <w:color w:val="1A1A1A"/>
-                <w:sz w:val="20"/>
+                <w:sz w:val="24"/>
               </w:rPr>
               <w:t>uses criteria/constraints/test/refine/energy correctly</w:t>
             </w:r>
@@ -1299,7 +1299,7 @@
                 <w:b w:val="0"/>
                 <w:i w:val="0"/>
                 <w:color w:val="1A1A1A"/>
-                <w:sz w:val="20"/>
+                <w:sz w:val="24"/>
               </w:rPr>
               <w:t>vocabulary missing</w:t>
             </w:r>
@@ -1332,7 +1332,7 @@
           <w:b w:val="0"/>
           <w:i/>
           <w:color w:val="555555"/>
-          <w:sz w:val="20"/>
+          <w:sz w:val="24"/>
         </w:rPr>
         <w:t>Note: a failed prototype is NOT a penalty — score the reasoning and evidence, not the decoration.</w:t>
       </w:r>
